--- a/templates/verbale_riunione_coordinamento.docx
+++ b/templates/verbale_riunione_coordinamento.docx
@@ -1496,7 +1496,7 @@
               <w:szCs w:val="22"/>
               <w:shd w:fill="FFFFFF" w:val="clear"/>
             </w:rPr>
-            <w:t>{codice}</w:t>
+            <w:t>{modulo_codice}</w:t>
           </w:r>
         </w:p>
       </w:tc>
@@ -1617,7 +1617,7 @@
               <w:szCs w:val="22"/>
               <w:shd w:fill="FFFFFF" w:val="clear"/>
             </w:rPr>
-            <w:t>{versione e data}</w:t>
+            <w:t>{modulo_versione}</w:t>
           </w:r>
         </w:p>
       </w:tc>
@@ -1871,7 +1871,7 @@
               <w:szCs w:val="22"/>
               <w:shd w:fill="FFFFFF" w:val="clear"/>
             </w:rPr>
-            <w:t>{codice}</w:t>
+            <w:t>{modulo_codice}</w:t>
           </w:r>
         </w:p>
       </w:tc>
@@ -1992,7 +1992,7 @@
               <w:szCs w:val="22"/>
               <w:shd w:fill="FFFFFF" w:val="clear"/>
             </w:rPr>
-            <w:t>{versione e data}</w:t>
+            <w:t>{modulo_versione}</w:t>
           </w:r>
         </w:p>
       </w:tc>

--- a/templates/verbale_riunione_coordinamento.docx
+++ b/templates/verbale_riunione_coordinamento.docx
@@ -837,6 +837,23 @@
         <w:spacing w:lineRule="exact" w:line="280"/>
         <w:ind w:firstLine="708" w:start="4956"/>
         <w:jc w:val="center"/>
+      </w:pPr>
+      <w:r>
+        <w:rPr>
+          <w:rFonts w:cs="Open Sans Light" w:ascii="Open Sans Light" w:hAnsi="Open Sans Light"/>
+          <w:color w:val="000000"/>
+          <w:sz w:val="22"/>
+          <w:szCs w:val="22"/>
+        </w:rPr>
+        <w:t>{%firma_cse}</w:t>
+      </w:r>
+    </w:p>
+    <w:p>
+      <w:pPr>
+        <w:pStyle w:val="Normal"/>
+        <w:spacing w:lineRule="exact" w:line="280"/>
+        <w:ind w:firstLine="708" w:start="4956"/>
+        <w:jc w:val="center"/>
         <w:rPr/>
       </w:pPr>
       <w:r>
@@ -1334,7 +1351,7 @@
               <w:rFonts w:cs="Times New Roman" w:ascii="Arial" w:hAnsi="Arial"/>
               <w:sz w:val="28"/>
             </w:rPr>
-            <w:t>{LOGO}</w:t>
+            <w:t>{%logo_aziendale}</w:t>
           </w:r>
         </w:p>
       </w:tc>
@@ -1709,7 +1726,7 @@
               <w:rFonts w:cs="Times New Roman" w:ascii="Arial" w:hAnsi="Arial"/>
               <w:sz w:val="28"/>
             </w:rPr>
-            <w:t>{LOGO}</w:t>
+            <w:t>{%logo_aziendale}</w:t>
           </w:r>
         </w:p>
       </w:tc>

--- a/templates/verbale_riunione_coordinamento.docx
+++ b/templates/verbale_riunione_coordinamento.docx
@@ -305,6 +305,16 @@
             </w:pPr>
             <w:r>
               <w:rPr/>
+              <w:t>{%firma_image}</w:t>
+            </w:r>
+          </w:p>
+          <w:p>
+            <w:pPr>
+              <w:pStyle w:val="Normal"/>
+              <w:rPr/>
+            </w:pPr>
+            <w:r>
+              <w:rPr/>
               <w:t>{/presenti_sicurezza}</w:t>
             </w:r>
           </w:p>
@@ -338,6 +348,16 @@
             <w:r>
               <w:rPr/>
               <w:t>{ragione_sociale}</w:t>
+            </w:r>
+          </w:p>
+          <w:p>
+            <w:pPr>
+              <w:pStyle w:val="Normal"/>
+              <w:rPr/>
+            </w:pPr>
+            <w:r>
+              <w:rPr/>
+              <w:t>{%firma_image}</w:t>
             </w:r>
           </w:p>
           <w:p>
